--- a/inst_designe/AlJar_Homepage_FreshRoast_Block.docx
+++ b/inst_designe/AlJar_Homepage_FreshRoast_Block.docx
@@ -4,7 +4,7 @@
   <w:body>
     <w:p>
       <w:pPr>
-        <w:spacing w:after="20"/>
+        <w:spacing w:after="16"/>
         <w:jc w:val="center"/>
       </w:pPr>
       <w:r>
@@ -12,15 +12,15 @@
           <w:b/>
           <w:bCs/>
           <w:color w:val="14343C"/>
-          <w:sz w:val="36"/>
-          <w:szCs w:val="36"/>
+          <w:sz w:val="34"/>
+          <w:szCs w:val="34"/>
         </w:rPr>
         <w:t xml:space="preserve">AL JAR COFFEE</w:t>
       </w:r>
     </w:p>
     <w:p>
       <w:pPr>
-        <w:spacing w:after="180"/>
+        <w:spacing w:after="160"/>
         <w:jc w:val="center"/>
       </w:pPr>
       <w:r>
@@ -29,7 +29,7 @@
           <w:sz w:val="22"/>
           <w:szCs w:val="22"/>
         </w:rPr>
-        <w:t xml:space="preserve">Главная · блок «Свежая партия» — карточки-фильтры</w:t>
+        <w:t xml:space="preserve">Картинка слева, текст обтекает</w:t>
       </w:r>
     </w:p>
     <w:p>
@@ -37,45 +37,23 @@
         <w:pStyle w:val="Heading1"/>
       </w:pPr>
       <w:r>
-        <w:t xml:space="preserve">Что это за блок</w:t>
-      </w:r>
-    </w:p>
-    <w:p>
-      <w:pPr>
-        <w:spacing w:after="80"/>
-      </w:pPr>
-      <w:r>
-        <w:t xml:space="preserve">Это не витрина SKU. Три карточки — вход в каталог с уже включённым фильтром по способу заваривания.</w:t>
-      </w:r>
-    </w:p>
-    <w:p>
-      <w:pPr>
-        <w:spacing w:after="40"/>
-      </w:pPr>
-      <w:r>
-        <w:rPr>
-          <w:b/>
-          <w:bCs/>
-        </w:rPr>
-        <w:t xml:space="preserve">Надзаголовок: </w:t>
-      </w:r>
-      <w:r>
-        <w:t xml:space="preserve">Свежая партия</w:t>
-      </w:r>
-    </w:p>
-    <w:p>
-      <w:pPr>
-        <w:spacing w:after="40"/>
-      </w:pPr>
-      <w:r>
-        <w:rPr>
-          <w:b/>
-          <w:bCs/>
-        </w:rPr>
-        <w:t xml:space="preserve">Заголовок: </w:t>
-      </w:r>
-      <w:r>
-        <w:t xml:space="preserve">Свежая обжарка этой недели</w:t>
+        <w:t xml:space="preserve">Принцип</w:t>
+      </w:r>
+    </w:p>
+    <w:p>
+      <w:pPr>
+        <w:spacing w:after="60"/>
+      </w:pPr>
+      <w:r>
+        <w:t xml:space="preserve">Текст больше не живёт отдельной полосой под картинкой. Иллюстрация прижата к левому краю карточки, заголовок, описание и ссылка идут справа и обтекают объект.</w:t>
+      </w:r>
+    </w:p>
+    <w:p>
+      <w:pPr>
+        <w:spacing w:after="30"/>
+      </w:pPr>
+      <w:r>
+        <w:t xml:space="preserve">В вёрстке: img { float: left; } + shape-outside (по контуру рисунка) или flex-row без нижней текстовой зоны.</w:t>
       </w:r>
     </w:p>
     <w:p>
@@ -83,14 +61,7 @@
         <w:spacing w:after="140"/>
       </w:pPr>
       <w:r>
-        <w:rPr>
-          <w:b/>
-          <w:bCs/>
-        </w:rPr>
-        <w:t xml:space="preserve">Подзаголовок: </w:t>
-      </w:r>
-      <w:r>
-        <w:t xml:space="preserve">Выберите способ заваривания — откроется каталог с нужным фильтром.</w:t>
+        <w:t xml:space="preserve">Одна поверхность карточки. Без «шапки с картинкой + подвал с текстом».</w:t>
       </w:r>
     </w:p>
     <w:p>
@@ -98,104 +69,12 @@
         <w:pStyle w:val="Heading1"/>
       </w:pPr>
       <w:r>
-        <w:t xml:space="preserve">Три карточки и поведение</w:t>
-      </w:r>
-    </w:p>
-    <w:p>
-      <w:pPr>
-        <w:spacing w:after="30"/>
-      </w:pPr>
-      <w:r>
-        <w:rPr>
-          <w:b/>
-          <w:bCs/>
-        </w:rPr>
-        <w:t xml:space="preserve">Турка</w:t>
-      </w:r>
-    </w:p>
-    <w:p>
-      <w:pPr>
-        <w:spacing w:after="20"/>
-      </w:pPr>
-      <w:r>
-        <w:t xml:space="preserve">Фото: джезва / турка. Подпись: «Плотное тело, восточные специи».</w:t>
-      </w:r>
-    </w:p>
-    <w:p>
-      <w:pPr>
-        <w:spacing w:after="40"/>
-      </w:pPr>
-      <w:r>
-        <w:t xml:space="preserve">Переход: /catalog?method=cezve  (фильтр «Турка»).</w:t>
-      </w:r>
-    </w:p>
-    <w:p>
-      <w:pPr>
-        <w:spacing w:after="30"/>
-      </w:pPr>
-      <w:r>
-        <w:rPr>
-          <w:b/>
-          <w:bCs/>
-        </w:rPr>
-        <w:t xml:space="preserve">Эспрессо</w:t>
-      </w:r>
-    </w:p>
-    <w:p>
-      <w:pPr>
-        <w:spacing w:after="20"/>
-      </w:pPr>
-      <w:r>
-        <w:t xml:space="preserve">Фото: шот эспрессо с крема. Подпись: «Шоколад, орех, плотная текстура».</w:t>
-      </w:r>
-    </w:p>
-    <w:p>
-      <w:pPr>
-        <w:spacing w:after="40"/>
-      </w:pPr>
-      <w:r>
-        <w:t xml:space="preserve">Переход: /catalog?method=espresso</w:t>
-      </w:r>
-    </w:p>
-    <w:p>
-      <w:pPr>
-        <w:spacing w:after="30"/>
-      </w:pPr>
-      <w:r>
-        <w:rPr>
-          <w:b/>
-          <w:bCs/>
-        </w:rPr>
-        <w:t xml:space="preserve">Фильтр</w:t>
-      </w:r>
-    </w:p>
-    <w:p>
-      <w:pPr>
-        <w:spacing w:after="20"/>
-      </w:pPr>
-      <w:r>
-        <w:t xml:space="preserve">Фото: пуровер / V60. Подпись: «Цветы, цитрус, чистота чашки».</w:t>
-      </w:r>
-    </w:p>
-    <w:p>
-      <w:pPr>
-        <w:spacing w:after="140"/>
-      </w:pPr>
-      <w:r>
-        <w:t xml:space="preserve">Переход: /catalog?method=filter</w:t>
-      </w:r>
-    </w:p>
-    <w:p>
-      <w:pPr>
-        <w:pStyle w:val="Heading1"/>
-      </w:pPr>
-      <w:r>
-        <w:t xml:space="preserve">Desktop</w:t>
-      </w:r>
-    </w:p>
-    <w:p>
-      <w:pPr>
-        <w:spacing w:after="20"/>
+        <w:t xml:space="preserve">Desktop — 3 карточки в ряд</w:t>
+      </w:r>
+    </w:p>
+    <w:p>
+      <w:pPr>
+        <w:spacing w:after="16"/>
         <w:jc w:val="center"/>
       </w:pPr>
       <w:r>
@@ -203,7 +82,7 @@
           <wp:inline distT="0" distB="0" distL="0" distR="0">
             <wp:extent cx="4762500" cy="3171825"/>
             <wp:effectExtent t="0" r="0" b="0" l="0"/>
-            <wp:docPr id="1" name="Brew method cards desktop" descr="Category cards desktop" title="Desktop"/>
+            <wp:docPr id="1" name="Row wrap" descr="Three cards image left text wrap" title="Row"/>
             <wp:cNvGraphicFramePr>
               <a:graphicFrameLocks xmlns:a="http://schemas.openxmlformats.org/drawingml/2006/main" noChangeAspect="1"/>
             </wp:cNvGraphicFramePr>
@@ -241,7 +120,7 @@
     </w:p>
     <w:p>
       <w:pPr>
-        <w:spacing w:after="180"/>
+        <w:spacing w:after="160"/>
         <w:jc w:val="center"/>
       </w:pPr>
       <w:r>
@@ -252,7 +131,7 @@
           <w:sz w:val="13"/>
           <w:szCs w:val="13"/>
         </w:rPr>
-        <w:t xml:space="preserve">Три карточки-входа в каталог · без цены и корзины</w:t>
+        <w:t xml:space="preserve">Рекомендуемый вариант для главной</w:t>
       </w:r>
     </w:p>
     <w:p>
@@ -260,20 +139,20 @@
         <w:pStyle w:val="Heading1"/>
       </w:pPr>
       <w:r>
-        <w:t xml:space="preserve">Mobile</w:t>
-      </w:r>
-    </w:p>
-    <w:p>
-      <w:pPr>
-        <w:spacing w:after="20"/>
+        <w:t xml:space="preserve">Desktop — широкие карточки стопкой</w:t>
+      </w:r>
+    </w:p>
+    <w:p>
+      <w:pPr>
+        <w:spacing w:after="16"/>
         <w:jc w:val="center"/>
       </w:pPr>
       <w:r>
         <w:drawing>
           <wp:inline distT="0" distB="0" distL="0" distR="0">
-            <wp:extent cx="2667000" cy="4000500"/>
+            <wp:extent cx="4762500" cy="3171825"/>
             <wp:effectExtent t="0" r="0" b="0" l="0"/>
-            <wp:docPr id="1" name="Brew method cards mobile" descr="Category cards mobile" title="Mobile"/>
+            <wp:docPr id="1" name="Stack wrap" descr="Stacked wide wrap cards" title="Stack"/>
             <wp:cNvGraphicFramePr>
               <a:graphicFrameLocks xmlns:a="http://schemas.openxmlformats.org/drawingml/2006/main" noChangeAspect="1"/>
             </wp:cNvGraphicFramePr>
@@ -296,6 +175,76 @@
                   <pic:spPr bwMode="auto">
                     <a:xfrm>
                       <a:off x="0" y="0"/>
+                      <a:ext cx="4762500" cy="3171825"/>
+                    </a:xfrm>
+                    <a:prstGeom prst="rect">
+                      <a:avLst/>
+                    </a:prstGeom>
+                  </pic:spPr>
+                </pic:pic>
+              </a:graphicData>
+            </a:graphic>
+          </wp:inline>
+        </w:drawing>
+      </w:r>
+    </w:p>
+    <w:p>
+      <w:pPr>
+        <w:spacing w:after="160"/>
+        <w:jc w:val="center"/>
+      </w:pPr>
+      <w:r>
+        <w:rPr>
+          <w:i/>
+          <w:iCs/>
+          <w:color w:val="6C858C"/>
+          <w:sz w:val="13"/>
+          <w:szCs w:val="13"/>
+        </w:rPr>
+        <w:t xml:space="preserve">Если нужен более явный float и больше воздуха у текста</w:t>
+      </w:r>
+    </w:p>
+    <w:p>
+      <w:pPr>
+        <w:pStyle w:val="Heading1"/>
+      </w:pPr>
+      <w:r>
+        <w:t xml:space="preserve">Mobile</w:t>
+      </w:r>
+    </w:p>
+    <w:p>
+      <w:pPr>
+        <w:spacing w:after="16"/>
+        <w:jc w:val="center"/>
+      </w:pPr>
+      <w:r>
+        <w:drawing>
+          <wp:inline distT="0" distB="0" distL="0" distR="0">
+            <wp:extent cx="2667000" cy="4000500"/>
+            <wp:effectExtent t="0" r="0" b="0" l="0"/>
+            <wp:docPr id="1" name="Mobile wrap" descr="Mobile wrap cards" title="Mobile"/>
+            <wp:cNvGraphicFramePr>
+              <a:graphicFrameLocks xmlns:a="http://schemas.openxmlformats.org/drawingml/2006/main" noChangeAspect="1"/>
+            </wp:cNvGraphicFramePr>
+            <a:graphic xmlns:a="http://schemas.openxmlformats.org/drawingml/2006/main">
+              <a:graphicData uri="http://schemas.openxmlformats.org/drawingml/2006/picture">
+                <pic:pic xmlns:pic="http://schemas.openxmlformats.org/drawingml/2006/picture">
+                  <pic:nvPicPr>
+                    <pic:cNvPr id="0" name="" descr=""/>
+                    <pic:cNvPicPr>
+                      <a:picLocks noChangeAspect="1" noChangeArrowheads="1"/>
+                    </pic:cNvPicPr>
+                  </pic:nvPicPr>
+                  <pic:blipFill>
+                    <a:blip r:embed="rId11" cstate="none"/>
+                    <a:srcRect/>
+                    <a:stretch>
+                      <a:fillRect/>
+                    </a:stretch>
+                  </pic:blipFill>
+                  <pic:spPr bwMode="auto">
+                    <a:xfrm>
+                      <a:off x="0" y="0"/>
                       <a:ext cx="2667000" cy="4000500"/>
                     </a:xfrm>
                     <a:prstGeom prst="rect">
@@ -311,7 +260,7 @@
     </w:p>
     <w:p>
       <w:pPr>
-        <w:spacing w:after="160"/>
+        <w:spacing w:after="140"/>
         <w:jc w:val="center"/>
       </w:pPr>
       <w:r>
@@ -322,7 +271,7 @@
           <w:sz w:val="13"/>
           <w:szCs w:val="13"/>
         </w:rPr>
-        <w:t xml:space="preserve">Карточки стопкой, вся карточка кликабельна</w:t>
+        <w:t xml:space="preserve">Иллюстрация слева, текст справа в той же карточке</w:t>
       </w:r>
     </w:p>
     <w:p>
@@ -330,47 +279,39 @@
         <w:pStyle w:val="Heading1"/>
       </w:pPr>
       <w:r>
-        <w:t xml:space="preserve">Правила для разработки</w:t>
-      </w:r>
-    </w:p>
-    <w:p>
-      <w:pPr>
-        <w:spacing w:after="40"/>
-      </w:pPr>
-      <w:r>
-        <w:t xml:space="preserve">• Нет цены, нет кнопки «В корзину», нет конкретного SKU.</w:t>
-      </w:r>
-    </w:p>
-    <w:p>
-      <w:pPr>
-        <w:spacing w:after="40"/>
-      </w:pPr>
-      <w:r>
-        <w:t xml:space="preserve">• Вся карточка — ссылка. CTA «Смотреть каталог →» дублирует переход.</w:t>
-      </w:r>
-    </w:p>
-    <w:p>
-      <w:pPr>
-        <w:spacing w:after="40"/>
-      </w:pPr>
-      <w:r>
-        <w:t xml:space="preserve">• Каталог открывается с активным чипом фильтра (Турка / Эспрессо / Фильтр).</w:t>
-      </w:r>
-    </w:p>
-    <w:p>
-      <w:pPr>
-        <w:spacing w:after="40"/>
-      </w:pPr>
-      <w:r>
-        <w:t xml:space="preserve">• В каталоге остаются только лоты, помеченные этим способом заваривания (или «рекомендован для»).</w:t>
-      </w:r>
-    </w:p>
-    <w:p>
-      <w:pPr>
-        <w:spacing w:after="80"/>
-      </w:pPr>
-      <w:r>
-        <w:t xml:space="preserve">• Карточки не меняются каждую неделю — меняется состав выдачи в каталоге (свежая обжарка).</w:t>
+        <w:t xml:space="preserve">Вёрстка</w:t>
+      </w:r>
+    </w:p>
+    <w:p>
+      <w:pPr>
+        <w:spacing w:after="30"/>
+      </w:pPr>
+      <w:r>
+        <w:t xml:space="preserve">Карточка: одна поверхность, padding 20–28px, radius 20px, фон Paper/Sand.</w:t>
+      </w:r>
+    </w:p>
+    <w:p>
+      <w:pPr>
+        <w:spacing w:after="30"/>
+      </w:pPr>
+      <w:r>
+        <w:t xml:space="preserve">Иллюстрация: float:left; width: 42–48%; shape-outside: url() или ellipse; margin-right: 16–20px.</w:t>
+      </w:r>
+    </w:p>
+    <w:p>
+      <w:pPr>
+        <w:spacing w:after="30"/>
+      </w:pPr>
+      <w:r>
+        <w:t xml:space="preserve">Текст: обычный поток — title, caption, link. Без отдельного .card-body.</w:t>
+      </w:r>
+    </w:p>
+    <w:p>
+      <w:pPr>
+        <w:spacing w:after="30"/>
+      </w:pPr>
+      <w:r>
+        <w:t xml:space="preserve">Ссылка остаётся tiffany. Клик по всей карточке → каталог с фильтром.</w:t>
       </w:r>
     </w:p>
     <w:sectPr>
@@ -506,7 +447,7 @@
         <w:sz w:val="15"/>
         <w:szCs w:val="15"/>
       </w:rPr>
-      <w:t xml:space="preserve">Al Jar Coffee  ·  Главная — вход в каталог по способу заваривания</w:t>
+      <w:t xml:space="preserve">Al Jar Coffee  ·  Карточки с обтеканием текста</w:t>
     </w:r>
     <w:r>
       <w:rPr>
@@ -805,7 +746,7 @@
     <w:next w:val="Normal"/>
     <w:qFormat/>
     <w:pPr>
-      <w:spacing w:after="100" w:before="240"/>
+      <w:spacing w:after="90" w:before="220"/>
       <w:outlineLvl w:val="0"/>
     </w:pPr>
     <w:rPr>
@@ -813,8 +754,8 @@
       <w:b/>
       <w:bCs/>
       <w:color w:val="14343C"/>
-      <w:sz w:val="30"/>
-      <w:szCs w:val="30"/>
+      <w:sz w:val="28"/>
+      <w:szCs w:val="28"/>
     </w:rPr>
   </w:style>
 </w:styles>
